--- a/benchmark/outputs/gold/form_006_C.docx
+++ b/benchmark/outputs/gold/form_006_C.docx
@@ -22,7 +22,7 @@
       </w:pPr>
       <w:r>
         <w:rPr>
-          <w:rFonts w:ascii="Helvetica" w:hAnsi="Helvetica" w:eastAsia="Helvetica"/>
+          <w:rFonts w:ascii="Arial" w:hAnsi="Arial" w:eastAsia="Helvetica"/>
           <w:b/>
           <w:i w:val="0"/>
           <w:color w:val="1E1E23"/>
@@ -42,7 +42,7 @@
       </w:pPr>
       <w:r>
         <w:rPr>
-          <w:rFonts w:ascii="Helvetica" w:hAnsi="Helvetica" w:eastAsia="Helvetica"/>
+          <w:rFonts w:ascii="Arial" w:hAnsi="Arial" w:eastAsia="Helvetica"/>
           <w:b w:val="0"/>
           <w:i w:val="0"/>
           <w:color w:val="72727A"/>
@@ -88,7 +88,7 @@
             </w:pPr>
             <w:r>
               <w:rPr>
-                <w:rFonts w:ascii="Helvetica" w:hAnsi="Helvetica" w:eastAsia="Helvetica"/>
+                <w:rFonts w:ascii="Arial" w:hAnsi="Arial" w:eastAsia="Helvetica"/>
                 <w:b w:val="0"/>
                 <w:i w:val="0"/>
                 <w:color w:val="1E1E23"/>
@@ -120,7 +120,7 @@
             </w:pPr>
             <w:r>
               <w:rPr>
-                <w:rFonts w:ascii="Courier" w:hAnsi="Courier" w:eastAsia="Courier"/>
+                <w:rFonts w:ascii="Courier New" w:hAnsi="Courier New" w:eastAsia="Courier"/>
                 <w:b w:val="0"/>
                 <w:i w:val="0"/>
                 <w:color w:val="263372"/>
@@ -158,7 +158,7 @@
             </w:pPr>
             <w:r>
               <w:rPr>
-                <w:rFonts w:ascii="Helvetica" w:hAnsi="Helvetica" w:eastAsia="Helvetica"/>
+                <w:rFonts w:ascii="Arial" w:hAnsi="Arial" w:eastAsia="Helvetica"/>
                 <w:b w:val="0"/>
                 <w:i w:val="0"/>
                 <w:color w:val="1E1E23"/>
@@ -191,7 +191,7 @@
             </w:pPr>
             <w:r>
               <w:rPr>
-                <w:rFonts w:ascii="Courier" w:hAnsi="Courier" w:eastAsia="Courier"/>
+                <w:rFonts w:ascii="Courier New" w:hAnsi="Courier New" w:eastAsia="Courier"/>
                 <w:b w:val="0"/>
                 <w:i w:val="0"/>
                 <w:color w:val="263372"/>
@@ -229,7 +229,7 @@
             </w:pPr>
             <w:r>
               <w:rPr>
-                <w:rFonts w:ascii="Helvetica" w:hAnsi="Helvetica" w:eastAsia="Helvetica"/>
+                <w:rFonts w:ascii="Arial" w:hAnsi="Arial" w:eastAsia="Helvetica"/>
                 <w:b w:val="0"/>
                 <w:i w:val="0"/>
                 <w:color w:val="1E1E23"/>
@@ -262,7 +262,7 @@
             </w:pPr>
             <w:r>
               <w:rPr>
-                <w:rFonts w:ascii="Courier" w:hAnsi="Courier" w:eastAsia="Courier"/>
+                <w:rFonts w:ascii="Courier New" w:hAnsi="Courier New" w:eastAsia="Courier"/>
                 <w:b w:val="0"/>
                 <w:i w:val="0"/>
                 <w:color w:val="263372"/>
@@ -300,7 +300,7 @@
             </w:pPr>
             <w:r>
               <w:rPr>
-                <w:rFonts w:ascii="Helvetica" w:hAnsi="Helvetica" w:eastAsia="Helvetica"/>
+                <w:rFonts w:ascii="Arial" w:hAnsi="Arial" w:eastAsia="Helvetica"/>
                 <w:b w:val="0"/>
                 <w:i w:val="0"/>
                 <w:color w:val="1E1E23"/>
@@ -333,7 +333,7 @@
             </w:pPr>
             <w:r>
               <w:rPr>
-                <w:rFonts w:ascii="Courier" w:hAnsi="Courier" w:eastAsia="Courier"/>
+                <w:rFonts w:ascii="Courier New" w:hAnsi="Courier New" w:eastAsia="Courier"/>
                 <w:b w:val="0"/>
                 <w:i w:val="0"/>
                 <w:color w:val="263372"/>
@@ -371,7 +371,7 @@
             </w:pPr>
             <w:r>
               <w:rPr>
-                <w:rFonts w:ascii="Helvetica" w:hAnsi="Helvetica" w:eastAsia="Helvetica"/>
+                <w:rFonts w:ascii="Arial" w:hAnsi="Arial" w:eastAsia="Helvetica"/>
                 <w:b w:val="0"/>
                 <w:i w:val="0"/>
                 <w:color w:val="1E1E23"/>
@@ -404,7 +404,7 @@
             </w:pPr>
             <w:r>
               <w:rPr>
-                <w:rFonts w:ascii="Courier" w:hAnsi="Courier" w:eastAsia="Courier"/>
+                <w:rFonts w:ascii="Courier New" w:hAnsi="Courier New" w:eastAsia="Courier"/>
                 <w:b w:val="0"/>
                 <w:i w:val="0"/>
                 <w:color w:val="263372"/>
@@ -471,7 +471,7 @@
             </w:pPr>
             <w:r>
               <w:rPr>
-                <w:rFonts w:ascii="Helvetica" w:hAnsi="Helvetica" w:eastAsia="Helvetica"/>
+                <w:rFonts w:ascii="Arial" w:hAnsi="Arial" w:eastAsia="Helvetica"/>
                 <w:b/>
                 <w:i w:val="0"/>
                 <w:color w:val="1E1E23"/>
@@ -626,7 +626,7 @@
             </w:pPr>
             <w:r>
               <w:rPr>
-                <w:rFonts w:ascii="Helvetica" w:hAnsi="Helvetica" w:eastAsia="Helvetica"/>
+                <w:rFonts w:ascii="Arial" w:hAnsi="Arial" w:eastAsia="Helvetica"/>
                 <w:b w:val="0"/>
                 <w:i w:val="0"/>
                 <w:color w:val="1E1E23"/>
@@ -716,7 +716,7 @@
             </w:pPr>
             <w:r>
               <w:rPr>
-                <w:rFonts w:ascii="Helvetica" w:hAnsi="Helvetica" w:eastAsia="Helvetica"/>
+                <w:rFonts w:ascii="Arial" w:hAnsi="Arial" w:eastAsia="Helvetica"/>
                 <w:b w:val="0"/>
                 <w:i w:val="0"/>
                 <w:color w:val="1E1E23"/>
@@ -806,7 +806,7 @@
             </w:pPr>
             <w:r>
               <w:rPr>
-                <w:rFonts w:ascii="Helvetica" w:hAnsi="Helvetica" w:eastAsia="Helvetica"/>
+                <w:rFonts w:ascii="Arial" w:hAnsi="Arial" w:eastAsia="Helvetica"/>
                 <w:b w:val="0"/>
                 <w:i w:val="0"/>
                 <w:color w:val="1E1E23"/>
@@ -877,7 +877,7 @@
             </w:pPr>
             <w:r>
               <w:rPr>
-                <w:rFonts w:ascii="Helvetica" w:hAnsi="Helvetica" w:eastAsia="Helvetica"/>
+                <w:rFonts w:ascii="Arial" w:hAnsi="Arial" w:eastAsia="Helvetica"/>
                 <w:b/>
                 <w:i w:val="0"/>
                 <w:color w:val="1E1E23"/>
@@ -887,7 +887,7 @@
             </w:r>
             <w:r>
               <w:rPr>
-                <w:rFonts w:ascii="Helvetica" w:hAnsi="Helvetica" w:eastAsia="Helvetica"/>
+                <w:rFonts w:ascii="Arial" w:hAnsi="Arial" w:eastAsia="Helvetica"/>
                 <w:b w:val="0"/>
                 <w:i w:val="0"/>
                 <w:color w:val="1E1E23"/>
@@ -960,7 +960,7 @@
             </w:pPr>
             <w:r>
               <w:rPr>
-                <w:rFonts w:ascii="Helvetica" w:hAnsi="Helvetica" w:eastAsia="Helvetica"/>
+                <w:rFonts w:ascii="Arial" w:hAnsi="Arial" w:eastAsia="Helvetica"/>
                 <w:b/>
                 <w:i w:val="0"/>
                 <w:color w:val="1E1E23"/>
@@ -1127,7 +1127,7 @@
             </w:pPr>
             <w:r>
               <w:rPr>
-                <w:rFonts w:ascii="Helvetica" w:hAnsi="Helvetica" w:eastAsia="Helvetica"/>
+                <w:rFonts w:ascii="Arial" w:hAnsi="Arial" w:eastAsia="Helvetica"/>
                 <w:b w:val="0"/>
                 <w:i w:val="0"/>
                 <w:color w:val="1E1E23"/>
@@ -1216,7 +1216,7 @@
             </w:pPr>
             <w:r>
               <w:rPr>
-                <w:rFonts w:ascii="Helvetica" w:hAnsi="Helvetica" w:eastAsia="Helvetica"/>
+                <w:rFonts w:ascii="Arial" w:hAnsi="Arial" w:eastAsia="Helvetica"/>
                 <w:b w:val="0"/>
                 <w:i w:val="0"/>
                 <w:color w:val="1E1E23"/>
@@ -1306,7 +1306,7 @@
             </w:pPr>
             <w:r>
               <w:rPr>
-                <w:rFonts w:ascii="Helvetica" w:hAnsi="Helvetica" w:eastAsia="Helvetica"/>
+                <w:rFonts w:ascii="Arial" w:hAnsi="Arial" w:eastAsia="Helvetica"/>
                 <w:b w:val="0"/>
                 <w:i w:val="0"/>
                 <w:color w:val="1E1E23"/>
@@ -1377,7 +1377,7 @@
             </w:pPr>
             <w:r>
               <w:rPr>
-                <w:rFonts w:ascii="Helvetica" w:hAnsi="Helvetica" w:eastAsia="Helvetica"/>
+                <w:rFonts w:ascii="Arial" w:hAnsi="Arial" w:eastAsia="Helvetica"/>
                 <w:b/>
                 <w:i w:val="0"/>
                 <w:color w:val="1E1E23"/>
@@ -1387,7 +1387,7 @@
             </w:r>
             <w:r>
               <w:rPr>
-                <w:rFonts w:ascii="Helvetica" w:hAnsi="Helvetica" w:eastAsia="Helvetica"/>
+                <w:rFonts w:ascii="Arial" w:hAnsi="Arial" w:eastAsia="Helvetica"/>
                 <w:b w:val="0"/>
                 <w:i w:val="0"/>
                 <w:color w:val="1E1E23"/>
@@ -1477,7 +1477,7 @@
             </w:pPr>
             <w:r>
               <w:rPr>
-                <w:rFonts w:ascii="Helvetica" w:hAnsi="Helvetica" w:eastAsia="Helvetica"/>
+                <w:rFonts w:ascii="Arial" w:hAnsi="Arial" w:eastAsia="Helvetica"/>
                 <w:b w:val="0"/>
                 <w:i w:val="0"/>
                 <w:color w:val="1E1E23"/>
@@ -1552,7 +1552,7 @@
             </w:pPr>
             <w:r>
               <w:rPr>
-                <w:rFonts w:ascii="Helvetica" w:hAnsi="Helvetica" w:eastAsia="Helvetica"/>
+                <w:rFonts w:ascii="Arial" w:hAnsi="Arial" w:eastAsia="Helvetica"/>
                 <w:b/>
                 <w:i w:val="0"/>
                 <w:color w:val="1E1E23"/>
@@ -1683,7 +1683,7 @@
             </w:pPr>
             <w:r>
               <w:rPr>
-                <w:rFonts w:ascii="Helvetica" w:hAnsi="Helvetica" w:eastAsia="Helvetica"/>
+                <w:rFonts w:ascii="Arial" w:hAnsi="Arial" w:eastAsia="Helvetica"/>
                 <w:b w:val="0"/>
                 <w:i w:val="0"/>
                 <w:color w:val="1E1E23"/>
@@ -1773,7 +1773,7 @@
             </w:pPr>
             <w:r>
               <w:rPr>
-                <w:rFonts w:ascii="Helvetica" w:hAnsi="Helvetica" w:eastAsia="Helvetica"/>
+                <w:rFonts w:ascii="Arial" w:hAnsi="Arial" w:eastAsia="Helvetica"/>
                 <w:b w:val="0"/>
                 <w:i w:val="0"/>
                 <w:color w:val="1E1E23"/>
@@ -1863,7 +1863,7 @@
             </w:pPr>
             <w:r>
               <w:rPr>
-                <w:rFonts w:ascii="Helvetica" w:hAnsi="Helvetica" w:eastAsia="Helvetica"/>
+                <w:rFonts w:ascii="Arial" w:hAnsi="Arial" w:eastAsia="Helvetica"/>
                 <w:b w:val="0"/>
                 <w:i w:val="0"/>
                 <w:color w:val="1E1E23"/>
@@ -1934,7 +1934,7 @@
             </w:pPr>
             <w:r>
               <w:rPr>
-                <w:rFonts w:ascii="Helvetica" w:hAnsi="Helvetica" w:eastAsia="Helvetica"/>
+                <w:rFonts w:ascii="Arial" w:hAnsi="Arial" w:eastAsia="Helvetica"/>
                 <w:b/>
                 <w:i w:val="0"/>
                 <w:color w:val="1E1E23"/>
@@ -1944,7 +1944,7 @@
             </w:r>
             <w:r>
               <w:rPr>
-                <w:rFonts w:ascii="Helvetica" w:hAnsi="Helvetica" w:eastAsia="Helvetica"/>
+                <w:rFonts w:ascii="Arial" w:hAnsi="Arial" w:eastAsia="Helvetica"/>
                 <w:b w:val="0"/>
                 <w:i w:val="0"/>
                 <w:color w:val="1E1E23"/>
